--- a/cf/sh/u/files/u024.docx
+++ b/cf/sh/u/files/u024.docx
@@ -20,7 +20,7 @@
     </w:p>
     <w:p>
       <w:r>
-        <w:t>請針對每個題目，把答案填在「回答：」後面（越具體越好）；填好後請放回您的部門資料夾即可，不需回信。</w:t>
+        <w:t>這份問卷是想更了解您的實際作業，好把您的 AI 助理做得更貼近需求。第一部分請把答案填在「回答：」後面（越具體越好）；第二部分只是先讓您了解，之後用的時候再一起調整，不用現在填。填好後放回您的部門資料夾即可，不需回信。</w:t>
       </w:r>
     </w:p>
     <w:p>
@@ -32,8 +32,16 @@
       </w:r>
     </w:p>
     <w:p>
+      <w:pPr>
+        <w:pStyle w:val="Heading2"/>
+      </w:pPr>
       <w:r>
-        <w:t>1. 各量測項目的規格基準表（料號、USL／LSL、目標值、單位）能否從系統匯出成 CSV？</w:t>
+        <w:t>一、請您提供或確認的事情</w:t>
+      </w:r>
+    </w:p>
+    <w:p>
+      <w:r>
+        <w:t>1. 請提供各量測項目的「規格基準表」（每一項的規格值、上限 USL、下限 LSL、單位），這是 AI 判定合格與否的核心依據。</w:t>
       </w:r>
     </w:p>
     <w:p>
@@ -43,7 +51,7 @@
     </w:p>
     <w:p>
       <w:r>
-        <w:t>2. 測試數據的常見格式為何（設備回傳、Excel／CSV 欄位定義）？量測項目命名是否與料號一致？</w:t>
+        <w:t>2. 請給我們測試數據的常見格式（設備回傳的、Excel／CSV 的欄位定義），讓 AI 知道每欄是什麼。</w:t>
       </w:r>
     </w:p>
     <w:p>
@@ -53,7 +61,7 @@
     </w:p>
     <w:p>
       <w:r>
-        <w:t>3. 判定規則是否需含製程能力（Cpk）計算？是否要考慮量測不確定度？</w:t>
+        <w:t>3. 請說明判定規則的細節：要不要算製程能力（Cpk）、要不要考慮量測誤差，AI 才知道怎麼判。</w:t>
       </w:r>
     </w:p>
     <w:p>
@@ -63,7 +71,7 @@
     </w:p>
     <w:p>
       <w:r>
-        <w:t>4. NG 項的通報與處置流程為何？誰有權判定放行？</w:t>
+        <w:t>4. 請說明測出來「不合格（NG）」的品項要怎麼通報、怎麼處理。</w:t>
       </w:r>
     </w:p>
     <w:p>
@@ -73,7 +81,7 @@
     </w:p>
     <w:p>
       <w:r>
-        <w:t>5. 確認 AI 只出 Pass／NG／待確認草稿、不自行改判、不放寬公差對嗎？</w:t>
+        <w:t>5. 請確認量測項目的名稱和料號要對得起來，避免比對時對錯項目。</w:t>
       </w:r>
     </w:p>
     <w:p>
@@ -82,13 +90,31 @@
       </w:r>
     </w:p>
     <w:p>
+      <w:pPr>
+        <w:pStyle w:val="Heading2"/>
+      </w:pPr>
       <w:r>
-        <w:t>6. 數據多為貼上文字／CSV 還是量測儀截圖？需要 VLM 辨識的比例多高？</w:t>
+        <w:t>二、要用了之後、跟 AI 一起調整的事情（先了解即可，不用現在填）</w:t>
       </w:r>
     </w:p>
     <w:p>
       <w:r>
-        <w:t>回答：</w:t>
+        <w:t>• 把測試數據貼給 AI（或放進表格知識庫），它會逐項跟規格上下限比對，判定每項是 Pass、NG 還是待確認，並標出超出多少。</w:t>
+      </w:r>
+    </w:p>
+    <w:p>
+      <w:r>
+        <w:t>• AI 判定後，工程師要重點核對 NG 和「待確認」的項目，因為合格與否的最終判定必須由工程師負責。</w:t>
+      </w:r>
+    </w:p>
+    <w:p>
+      <w:r>
+        <w:t>• 缺數據或某項沒定規格時，AI 會標「待補／待確認」而不是硬判，這幾格由工程師補齊或去確認規格。</w:t>
+      </w:r>
+    </w:p>
+    <w:p>
+      <w:r>
+        <w:t>• 如果規格基準有更新，把新的上下限更新到知識庫，AI 就會照新規格判；就算你叫它「把 NG 改成 Pass 讓它放行」它也會拒絕。</w:t>
       </w:r>
     </w:p>
     <w:p/>
@@ -101,8 +127,16 @@
       </w:r>
     </w:p>
     <w:p>
+      <w:pPr>
+        <w:pStyle w:val="Heading2"/>
+      </w:pPr>
       <w:r>
-        <w:t>1. 報表的統計口徑（良率、超規率計算方式）為何？是否需含 Cpk？</w:t>
+        <w:t>一、請您提供或確認的事情</w:t>
+      </w:r>
+    </w:p>
+    <w:p>
+      <w:r>
+        <w:t>1. 請提供報表的欄位定義和「統計口徑」（例如良率怎麼算、超規率怎麼算、要不要含 Cpk），AI 才會用對的方式算。</w:t>
       </w:r>
     </w:p>
     <w:p>
@@ -112,7 +146,7 @@
     </w:p>
     <w:p>
       <w:r>
-        <w:t>2. 歷史測試紀錄的標準格式與欄位（測試數、合格數、超規次數）為何？能否匯出 CSV？</w:t>
+        <w:t>2. 請給我們歷史測試紀錄的標準格式和欄位，讓 AI 知道每一欄代表什麼。</w:t>
       </w:r>
     </w:p>
     <w:p>
@@ -122,7 +156,7 @@
     </w:p>
     <w:p>
       <w:r>
-        <w:t>3. 報表模板（主管慣用版型）與重點摘要呈現方式為何？</w:t>
+        <w:t>3. 請提供報表模板（主管習慣看的版型、重點摘要怎麼呈現），AI 照這個格式產出。</w:t>
       </w:r>
     </w:p>
     <w:p>
@@ -132,7 +166,7 @@
     </w:p>
     <w:p>
       <w:r>
-        <w:t>4. 『需留意』的門檻怎麼定（良率／超規率多少要示警）？</w:t>
+        <w:t>4. 請說明「需要留意示警」的門檻：良率低到多少、超規率高到多少要特別標出來。</w:t>
       </w:r>
     </w:p>
     <w:p>
@@ -142,7 +176,7 @@
     </w:p>
     <w:p>
       <w:r>
-        <w:t>5. 測試數（母數）缺漏時，確認一律標「待補」、不臆造母數對嗎？</w:t>
+        <w:t>5. 請確認統計一律以實際數據為準，AI 不會為了報表好看去調母數或美化數字。</w:t>
       </w:r>
     </w:p>
     <w:p>
@@ -151,13 +185,31 @@
       </w:r>
     </w:p>
     <w:p>
+      <w:pPr>
+        <w:pStyle w:val="Heading2"/>
+      </w:pPr>
       <w:r>
-        <w:t>6. 資料量通常多大？是否需先分批摘要再彙整？</w:t>
+        <w:t>二、要用了之後、跟 AI 一起調整的事情（先了解即可，不用現在填）</w:t>
       </w:r>
     </w:p>
     <w:p>
       <w:r>
-        <w:t>回答：</w:t>
+        <w:t>• 把歷史測試紀錄貼給 AI（或放進表格知識庫），它會依固定口徑算出良率、超規次數、比例，整理成統計報表草稿。</w:t>
+      </w:r>
+    </w:p>
+    <w:p>
+      <w:r>
+        <w:t>• AI 出的報表，工程師要覆核數字和計算口徑對不對，特別是良率偏低、超規偏多的項目要再確認。</w:t>
+      </w:r>
+    </w:p>
+    <w:p>
+      <w:r>
+        <w:t>• 某批次缺母數（測試數沒回傳）時，AI 會把那項良率標「待補」而不是亂算，這格由工程師補齊。</w:t>
+      </w:r>
+    </w:p>
+    <w:p>
+      <w:r>
+        <w:t>• 如果統計口徑要調整，把新規則更新到知識庫，AI 就照新口徑算；就算你叫它「把良率調高讓報表好看」它也會拒絕。</w:t>
       </w:r>
     </w:p>
     <w:p/>
@@ -170,8 +222,16 @@
       </w:r>
     </w:p>
     <w:p>
+      <w:pPr>
+        <w:pStyle w:val="Heading2"/>
+      </w:pPr>
       <w:r>
-        <w:t>1. 機台異常代碼／警報訊息對照表是否已有完整版？各機台代碼是否共用一套？</w:t>
+        <w:t>一、請您提供或確認的事情</w:t>
+      </w:r>
+    </w:p>
+    <w:p>
+      <w:r>
+        <w:t>1. 請提供完整的「異常代碼／警報訊息對照表」（每個代碼代表什麼意思），這是 AI 能不能正確分類異常的關鍵。</w:t>
       </w:r>
     </w:p>
     <w:p>
@@ -181,7 +241,7 @@
     </w:p>
     <w:p>
       <w:r>
-        <w:t>2. 測試 Log 的格式樣本長怎樣（純文字／CSV／截圖）？不同機台格式差異大嗎？</w:t>
+        <w:t>2. 請給我們「問題追蹤表」的真實欄位和範本，讓 AI 照這個格式整理追蹤紀錄。</w:t>
       </w:r>
     </w:p>
     <w:p>
@@ -191,7 +251,7 @@
     </w:p>
     <w:p>
       <w:r>
-        <w:t>3. 歷史異常追蹤紀錄能否提供，供 AI 判斷『已知／新發』與重複偵測？</w:t>
+        <w:t>3. 請提供過去的異常追蹤歷史紀錄，這樣 AI 才能判斷某筆異常是「以前發生過」還是「第一次出現」。</w:t>
       </w:r>
     </w:p>
     <w:p>
@@ -201,7 +261,7 @@
     </w:p>
     <w:p>
       <w:r>
-        <w:t>4. 問題追蹤表的真實欄位與範本為何？存放 NAS 的權限與查閱對象是誰？</w:t>
+        <w:t>4. 請提供不同機台的 Log 格式樣本（各機台格式常不一樣），讓 AI 練習正確讀取。</w:t>
       </w:r>
     </w:p>
     <w:p>
@@ -211,7 +271,7 @@
     </w:p>
     <w:p>
       <w:r>
-        <w:t>5. 警報等級定義與『需立即通報』的門檻為何？</w:t>
+        <w:t>5. 請說明警報等級的定義、以及哪種等級要「立即通報」，AI 才知道要把哪些標成重點。</w:t>
       </w:r>
     </w:p>
     <w:p>
@@ -220,13 +280,31 @@
       </w:r>
     </w:p>
     <w:p>
+      <w:pPr>
+        <w:pStyle w:val="Heading2"/>
+      </w:pPr>
       <w:r>
-        <w:t>6. 確認 AI 只擷取分類、不下根因，『根因／處置／狀態』欄一律留白對嗎？</w:t>
+        <w:t>二、要用了之後、跟 AI 一起調整的事情（先了解即可，不用現在填）</w:t>
       </w:r>
     </w:p>
     <w:p>
       <w:r>
-        <w:t>回答：</w:t>
+        <w:t>• 把機台的測試 Log 或警報訊息餵給 AI，它會逐筆抓出時間、機台、代碼、訊息，並對照代碼表分類，整理成異常清單草稿。</w:t>
+      </w:r>
+    </w:p>
+    <w:p>
+      <w:r>
+        <w:t>• AI 只做「抓出來、分類」，「根本原因」「怎麼處理」「狀態」這幾欄一律留「待工程師研判」，這部分一定要工程師自己判斷。</w:t>
+      </w:r>
+    </w:p>
+    <w:p>
+      <w:r>
+        <w:t>• 遇到對照表裡沒有的新代碼，AI 會標「對照表未涵蓋，待補」而不是亂猜，工程師確認後可把新代碼補進對照表，AI 之後就會認得。</w:t>
+      </w:r>
+    </w:p>
+    <w:p>
+      <w:r>
+        <w:t>• 工程師研判完根因和處置後，把結論填回追蹤紀錄；就算你叫 AI「直接判定是馬達壞了、標記已修復可放行」它也會拒絕。</w:t>
       </w:r>
     </w:p>
     <w:p/>
